--- a/paper/current/GuidedRewriteClickbait_v9_cycle1.docx
+++ b/paper/current/GuidedRewriteClickbait_v9_cycle1.docx
@@ -8796,7 +8796,7 @@
               <a:graphicData uri="http://schemas.openxmlformats.org/drawingml/2006/picture">
                 <pic:pic>
                   <pic:nvPicPr>
-                    <pic:cNvPr descr="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" id="54" name="Picture"/>
+                    <pic:cNvPr descr="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" id="54" name="Picture"/>
                     <pic:cNvPicPr>
                       <a:picLocks noChangeArrowheads="1" noChangeAspect="1"/>
                     </pic:cNvPicPr>

--- a/paper/current/GuidedRewriteClickbait_v9_cycle1.docx
+++ b/paper/current/GuidedRewriteClickbait_v9_cycle1.docx
@@ -171,7 +171,7 @@
         <w:rPr>
           <w:highlight w:val="yellow"/>
         </w:rPr>
-        <w:t xml:space="preserve">On held-out headlines, an ablation shows the two guides exert independent, opposite effects, and against prompt-only, DExperts, and GeDi baselines the dual control uniquely decouples engagement from clickbait, holding induced clickbait low at matched engagement while single-axis methods drive clickbait up. Independent automatic metrics and a three-annotator human study confirm higher faithfulness and lower induced clickbait than the baselines.</w:t>
+        <w:t xml:space="preserve">On held-out headlines, an ablation shows the two guides exert independent, opposite effects, and benchmarked against the decoding-time control methods DExperts and GeDi the dual guide adds an independent clickbait brake, a dedicated lever that lowers induced clickbait at a chosen engagement level and that single-axis methods lack. Independent automatic metrics and a three-annotator human study confirm higher faithfulness and lower induced clickbait than these baselines.</w:t>
       </w:r>
       <w:r>
         <w:t xml:space="preserve"> </w:t>
@@ -273,6 +273,15 @@
       </w:r>
       <w:r>
         <w:t xml:space="preserve">, guided at inference time by auxiliary models. The LLM is steered by two complementary signals: a BERT-based clickbait scoring model that provides negative guidance to penalize excessive stylistic amplification, and a BERT-based engagement-attribute model that provides positive guidance aligned with specified clickability objectives. By integrating these signals within a guided decoding paradigm, the framework enables fine-grained control over both the degree and type of engagement expressed in rewritten headlines, supporting responsible engagement enhancement without semantic distortion or disproportionate emphasis.</w:t>
+      </w:r>
+      <w:r>
+        <w:t xml:space="preserve"> </w:t>
+      </w:r>
+      <w:r>
+        <w:rPr>
+          <w:highlight w:val="yellow"/>
+        </w:rPr>
+        <w:t xml:space="preserve">This explicit control matters in practice: a generic instruction to make a headline “more engaging” offers no handle on how strongly to amplify or which rhetorical mechanism to use, whereas an editor typically needs to adapt both the strength of amplification and the specific engagement tactic to a particular audience, brand voice, or editorial policy. Our framework exposes these as continuous, selectable controls rather than a single fixed transformation.</w:t>
       </w:r>
     </w:p>
     <w:p>
@@ -7364,7 +7373,7 @@
         <w:rPr>
           <w:highlight w:val="yellow"/>
         </w:rPr>
-        <w:t xml:space="preserve">We compare FUDGE (α = 4, β = 2) against two prompt baselines and the two related decoding-time methods DExperts and GeDi, each with its own Llama-3.2-1B expert/controller and strength sweep, on the same 300 items (item-matched Wilcoxon signed-rank, n = 900). The two prompt baselines separate the effect of the tactic instruction from the effect of decoding-time guidance. Prompt-only (no tactic) issues a generic "make this more engaging" instruction with no target tactic; prompt + tactic is exactly the (0,0) ablation cell, which names the target tactic in the prompt but applies no guidance. We include both because a natural question is whether simply naming the tactic in the prompt already suffices: it does supply most of the tactic signal (prompt + tactic reaches 0.476 tactic alignment versus 0.000 for the tactic-agnostic prompt), and the decoding-time guides are then what lower induced clickbait and shape the fidelity trade-off on top of it.</w:t>
+        <w:t xml:space="preserve">We compare FUDGE (α = 4, β = 2) against the two related decoding-time control methods DExperts and GeDi, each with its own Llama-3.2-1B expert/controller and strength sweep, on the same 300 items (item-matched Wilcoxon signed-rank, n = 900). The (0,0) ablation cell, which names the target tactic in the prompt but applies no decoding guidance, already supplies most of the tactic signal (0.476 tactic alignment); the decoding-time guides are then what lower induced clickbait and shape the fidelity trade-off on top of it.</w:t>
       </w:r>
     </w:p>
     <w:p>
@@ -7611,153 +7620,6 @@
                 <w:sz w:val="19"/>
                 <w:highlight w:val="yellow"/>
               </w:rPr>
-              <w:t xml:space="preserve">Prompt-only (no tactic)</w:t>
-            </w:r>
-          </w:p>
-        </w:tc>
-        <w:tc>
-          <w:tcPr>
-            <w:tcBorders>
-              <w:left w:val="nil"/>
-              <w:right w:val="nil"/>
-              <w:top w:val="nil"/>
-              <w:bottom w:val="single" w:sz="4" w:color="D9E1E8"/>
-            </w:tcBorders>
-            <w:vAlign w:val="center"/>
-          </w:tcPr>
-          <w:p>
-            <w:pPr>
-              <w:pStyle w:val="Compact"/>
-              <w:spacing w:before="0" w:after="20" w:line="240" w:lineRule="auto"/>
-              <w:jc w:val="center"/>
-              <w:keepNext w:val="0"/>
-              <w:keepLines/>
-              <w:widowControl w:val="1"/>
-            </w:pPr>
-            <w:r>
-              <w:rPr>
-                <w:rFonts w:ascii="Georgia" w:hAnsi="Georgia"/>
-                <w:sz w:val="19"/>
-                <w:highlight w:val="yellow"/>
-              </w:rPr>
-              <w:t xml:space="preserve">n/a</w:t>
-            </w:r>
-          </w:p>
-        </w:tc>
-        <w:tc>
-          <w:tcPr>
-            <w:tcBorders>
-              <w:left w:val="nil"/>
-              <w:right w:val="nil"/>
-              <w:top w:val="nil"/>
-              <w:bottom w:val="single" w:sz="4" w:color="D9E1E8"/>
-            </w:tcBorders>
-            <w:vAlign w:val="center"/>
-          </w:tcPr>
-          <w:p>
-            <w:pPr>
-              <w:pStyle w:val="Compact"/>
-              <w:spacing w:before="0" w:after="20" w:line="240" w:lineRule="auto"/>
-              <w:jc w:val="center"/>
-              <w:keepNext w:val="0"/>
-              <w:keepLines/>
-              <w:widowControl w:val="1"/>
-            </w:pPr>
-            <w:r>
-              <w:rPr>
-                <w:rFonts w:ascii="Georgia" w:hAnsi="Georgia"/>
-                <w:sz w:val="19"/>
-                <w:highlight w:val="yellow"/>
-              </w:rPr>
-              <w:t xml:space="preserve">0.366 (0.36–0.37)</w:t>
-            </w:r>
-          </w:p>
-        </w:tc>
-        <w:tc>
-          <w:tcPr>
-            <w:tcBorders>
-              <w:left w:val="nil"/>
-              <w:right w:val="nil"/>
-              <w:top w:val="nil"/>
-              <w:bottom w:val="single" w:sz="4" w:color="D9E1E8"/>
-            </w:tcBorders>
-            <w:vAlign w:val="center"/>
-          </w:tcPr>
-          <w:p>
-            <w:pPr>
-              <w:pStyle w:val="Compact"/>
-              <w:spacing w:before="0" w:after="20" w:line="240" w:lineRule="auto"/>
-              <w:jc w:val="center"/>
-              <w:keepNext w:val="0"/>
-              <w:keepLines/>
-              <w:widowControl w:val="1"/>
-            </w:pPr>
-            <w:r>
-              <w:rPr>
-                <w:rFonts w:ascii="Georgia" w:hAnsi="Georgia"/>
-                <w:sz w:val="19"/>
-                <w:highlight w:val="yellow"/>
-              </w:rPr>
-              <w:t xml:space="preserve">0.066 (0.05–0.08)</w:t>
-            </w:r>
-          </w:p>
-        </w:tc>
-        <w:tc>
-          <w:tcPr>
-            <w:tcBorders>
-              <w:left w:val="nil"/>
-              <w:right w:val="nil"/>
-              <w:top w:val="nil"/>
-              <w:bottom w:val="single" w:sz="4" w:color="D9E1E8"/>
-            </w:tcBorders>
-            <w:vAlign w:val="center"/>
-          </w:tcPr>
-          <w:p>
-            <w:pPr>
-              <w:pStyle w:val="Compact"/>
-              <w:spacing w:before="0" w:after="20" w:line="240" w:lineRule="auto"/>
-              <w:jc w:val="center"/>
-              <w:keepNext w:val="0"/>
-              <w:keepLines/>
-              <w:widowControl w:val="1"/>
-            </w:pPr>
-            <w:r>
-              <w:rPr>
-                <w:rFonts w:ascii="Georgia" w:hAnsi="Georgia"/>
-                <w:sz w:val="19"/>
-                <w:highlight w:val="yellow"/>
-              </w:rPr>
-              <w:t xml:space="preserve">141 (136–150)</w:t>
-            </w:r>
-          </w:p>
-        </w:tc>
-      </w:tr>
-      <w:tr>
-        <w:tc>
-          <w:tcPr>
-            <w:tcBorders>
-              <w:left w:val="nil"/>
-              <w:right w:val="nil"/>
-              <w:top w:val="nil"/>
-              <w:bottom w:val="single" w:sz="4" w:color="D9E1E8"/>
-            </w:tcBorders>
-            <w:vAlign w:val="center"/>
-          </w:tcPr>
-          <w:p>
-            <w:pPr>
-              <w:pStyle w:val="Compact"/>
-              <w:spacing w:before="0" w:after="20" w:line="240" w:lineRule="auto"/>
-              <w:jc w:val="center"/>
-              <w:keepNext w:val="0"/>
-              <w:keepLines/>
-              <w:widowControl w:val="1"/>
-            </w:pPr>
-            <w:r>
-              <w:rPr>
-                <w:rFonts w:ascii="Georgia" w:hAnsi="Georgia"/>
-                <w:sz w:val="19"/>
-                <w:highlight w:val="yellow"/>
-              </w:rPr>
               <w:t xml:space="preserve">Prompt + tactic = FUDGE (0,0)</w:t>
             </w:r>
           </w:p>
@@ -8775,7 +8637,7 @@
         <w:rPr>
           <w:highlight w:val="yellow"/>
         </w:rPr>
-        <w:t xml:space="preserve">At matched independent tactic realization (≈ 0.50; the steered methods are statistically indistinguishable on this axis: FUDGE vs DExperts p = 0.44, vs GeDi p = 0.38), the methods separate on the engagement-versus-clickbait trade-off. The dual guide holds the independent clickbait probability low (0.057) while preserving fidelity (BERTScore 0.25). The single-axis baselines expose a single steering strength, so driving the tactic upward raises induced clickbait in lock-step: across the DExperts strength sweep the external-detector clickbait probability climbs 0.06, 0.13, 0.51, 0.73 while BERTScore falls 0.26, 0.22, 0.10, 0.00, and GeDi behaves the same way (clickbait up to 0.59, BERTScore down to 0.06). At low steering the baselines are competitive on fidelity, but lacking an independent brake they cannot raise engagement without raising clickbait. Figure 6 makes this explicit: the dual-control line stays flat in induced clickbait across the steering range while the single-axis methods climb. This decoupling of engagement from clickbait is the dual-control contribution. DExperts is decoded with a repetition penalty (1.3), a no-repeat-three-gram constraint, and a headline-length cap matched to the base generator, which keep the product-of-experts baseline fluent under strong steering.</w:t>
+        <w:t xml:space="preserve">At matched independent tactic realization (≈ 0.50; the steered methods are statistically indistinguishable on this axis: FUDGE vs DExperts p = 0.44, vs GeDi p = 0.38), the methods differ in how they control the engagement-versus-clickbait trade-off. The single-axis baselines expose one steering strength that couples the two: as that strength increases, the external-detector clickbait probability rises steeply (DExperts 0.06, 0.13, 0.51, 0.73; GeDi up to 0.59) while BERTScore falls (DExperts 0.26 to 0.00; GeDi to 0.06), because they have no separate lever to lower clickbait once the engagement level is set. At low steering these baselines are competitive, reaching the tactic at low clickbait and high fidelity; what they lack is an independent clickbait control. The dual guide adds exactly that: the β brake holds the independent clickbait probability at 0.057 at the operating point and is adjusted separately from the engagement weight α (the α×β control surface, Figure 5). Figure 6 makes the contrast explicit: the dual-control line stays flat in induced clickbait across the steering range while the single-axis methods climb. This decoupling of engagement from clickbait is the dual-control contribution. DExperts is decoded with a repetition penalty (1.3), a no-repeat-three-gram constraint, and a headline-length cap matched to the base generator, which keep the product-of-experts baseline fluent under strong steering.</w:t>
       </w:r>
     </w:p>
     <w:p>
@@ -8791,7 +8653,7 @@
           <wp:inline>
             <wp:extent cx="5943600" cy="4059043"/>
             <wp:effectExtent b="0" l="0" r="0" t="0"/>
-            <wp:docPr descr="Engagement-clickbait decoupling curves" title="" id="53" name="Picture"/>
+            <wp:docPr descr="Engagement-clickbait control curves" title="" id="53" name="Picture"/>
             <a:graphic>
               <a:graphicData uri="http://schemas.openxmlformats.org/drawingml/2006/picture">
                 <pic:pic>
@@ -8858,7 +8720,7 @@
           <w:i/>
           <w:highlight w:val="yellow"/>
         </w:rPr>
-        <w:t>Decoupling engagement from clickbait. Induced clickbait (independent detector) as each method is steered from weak to strong engagement, with the steering strength normalised per method. The single-axis baselines DExperts and GeDi cannot raise engagement without raising clickbait: their induced clickbait climbs steeply with steering (DExperts to 0.73, GeDi to 0.59). The dual guide's clickbait brake holds induced clickbait low and flat across the range (below 0.06); the engage-only FUDGE curve (dashed) shows that the multiplicative guidance is already low-clickbait and the brake lowers it further. This decoupling, which the single-axis baselines cannot express, is the dual-control contribution.</w:t>
+        <w:t>Independent control of clickbait. Induced clickbait (independent detector) as each method is steered from weak to strong engagement, with the steering strength normalised per method; shaded bands are 95% bootstrap confidence intervals. The single-axis baselines DExperts and GeDi expose one control that couples engagement and clickbait, so steering them harder drives induced clickbait up steeply (DExperts to 0.73, GeDi to 0.59). The dual guide adds an independent clickbait brake that holds induced clickbait low and flat across the range (below 0.06); the engage-only FUDGE curve (dashed) shows the multiplicative guidance is already low-clickbait and the brake lowers it further. This independent brake, which the single-axis methods lack, is the dual-control contribution.</w:t>
       </w:r>
     </w:p>
     <w:p>
@@ -9972,7 +9834,7 @@
         <w:rPr>
           <w:highlight w:val="yellow"/>
         </w:rPr>
-        <w:t xml:space="preserve">We complement the automatic metrics with a large annotation study using three independent human annotators applying a fixed rubric. Two studies are reported. (C1) Rubric validation over 150 headlines yields substantial inter-annotator agreement (mean Fleiss κ = 0.70) and a mean intended-vs-consensus tactic F1 of 0.44, consistent with the graded, fine-grained nature of the tactics and the attribute model's own recoverability. (C2) Rewrite-quality scoring over 1,500 rewrites across all methods yields good-to-excellent reliability (ICC(2,k) 0.82–0.94); annotator faithfulness ratings correlate with automatic BERTScore (Spearman ρ = 0.61, n = 1500), validating the automatic fidelity metric. The human ratings confirm the two designed effects with item-matched significance (Table 7, 1–5 scale): the clickbait brake lowers perceived clickbait (dual 2.03 versus no-guidance 2.61, p = 1×10⁻⁷) and the dual guidance is rated more faithful than the no-guidance baseline (3.58 versus 2.89, p = 1×10⁻⁷). Against the decoding-time baselines the dual guide is rated substantially more faithful (3.58 versus DExperts 2.54 and GeDi 2.27, both p &lt; 1×10⁻¹⁴) and lower in perceived clickbait than DExperts (2.03 versus 3.32, p &lt; 1×10⁻¹⁶). The complete rating data are released as a spreadsheet in the deposit.</w:t>
+        <w:t xml:space="preserve">We complement the automatic metrics with a large annotation study using three independent human annotators applying a fixed rubric. Two studies are reported. (C1) Rubric validation over 150 headlines yields substantial inter-annotator agreement (mean Fleiss κ = 0.70) and a mean intended-vs-consensus tactic F1 of 0.44, consistent with the graded, fine-grained nature of the tactics and the attribute model's own recoverability. (C2) Rewrite-quality scoring over 1,500 rewrites across all methods yields good-to-excellent reliability (ICC(2,k) 0.82–0.94); annotator faithfulness ratings correlate with automatic BERTScore (Spearman ρ = 0.61, n = 1500), validating the automatic fidelity metric. The human ratings confirm the two designed effects with item-matched significance (Table 7, 1–5 scale): the clickbait brake lowers perceived clickbait (dual 2.03 versus no-guidance 2.61, p = 1×10⁻⁷) and the dual guidance is rated more faithful than the no-guidance baseline (3.58 versus 2.89, p = 1×10⁻⁷). Against the decoding-time baselines the dual guide is rated substantially more faithful (3.58 versus DExperts 2.54 and GeDi 2.27, both p &lt; 1×10⁻¹³) and lower in perceived clickbait than DExperts (2.03 versus 3.32, p &lt; 1×10⁻¹⁶). The complete rating data are released as a spreadsheet in the deposit.</w:t>
       </w:r>
     </w:p>
     <w:p>
@@ -10157,124 +10019,6 @@
                 <w:highlight w:val="yellow"/>
               </w:rPr>
               <w:t xml:space="preserve">Clickbait</w:t>
-            </w:r>
-          </w:p>
-        </w:tc>
-      </w:tr>
-      <w:tr>
-        <w:tc>
-          <w:tcPr>
-            <w:tcBorders>
-              <w:left w:val="nil"/>
-              <w:right w:val="nil"/>
-              <w:top w:val="nil"/>
-              <w:bottom w:val="single" w:sz="4" w:color="D9E1E8"/>
-            </w:tcBorders>
-            <w:vAlign w:val="center"/>
-          </w:tcPr>
-          <w:p>
-            <w:pPr>
-              <w:pStyle w:val="Compact"/>
-              <w:spacing w:before="0" w:after="20" w:line="240" w:lineRule="auto"/>
-              <w:jc w:val="center"/>
-              <w:keepNext w:val="0"/>
-              <w:keepLines/>
-              <w:widowControl w:val="1"/>
-            </w:pPr>
-            <w:r>
-              <w:rPr>
-                <w:rFonts w:ascii="Georgia" w:hAnsi="Georgia"/>
-                <w:sz w:val="19"/>
-                <w:highlight w:val="yellow"/>
-              </w:rPr>
-              <w:t xml:space="preserve">Prompt-only</w:t>
-            </w:r>
-          </w:p>
-        </w:tc>
-        <w:tc>
-          <w:tcPr>
-            <w:tcBorders>
-              <w:left w:val="nil"/>
-              <w:right w:val="nil"/>
-              <w:top w:val="nil"/>
-              <w:bottom w:val="single" w:sz="4" w:color="D9E1E8"/>
-            </w:tcBorders>
-            <w:vAlign w:val="center"/>
-          </w:tcPr>
-          <w:p>
-            <w:pPr>
-              <w:pStyle w:val="Compact"/>
-              <w:spacing w:before="0" w:after="20" w:line="240" w:lineRule="auto"/>
-              <w:jc w:val="center"/>
-              <w:keepNext w:val="0"/>
-              <w:keepLines/>
-              <w:widowControl w:val="1"/>
-            </w:pPr>
-            <w:r>
-              <w:rPr>
-                <w:rFonts w:ascii="Georgia" w:hAnsi="Georgia"/>
-                <w:sz w:val="19"/>
-                <w:highlight w:val="yellow"/>
-              </w:rPr>
-              <w:t xml:space="preserve">3.09 (3.04–3.13)</w:t>
-            </w:r>
-          </w:p>
-        </w:tc>
-        <w:tc>
-          <w:tcPr>
-            <w:tcBorders>
-              <w:left w:val="nil"/>
-              <w:right w:val="nil"/>
-              <w:top w:val="nil"/>
-              <w:bottom w:val="single" w:sz="4" w:color="D9E1E8"/>
-            </w:tcBorders>
-            <w:vAlign w:val="center"/>
-          </w:tcPr>
-          <w:p>
-            <w:pPr>
-              <w:pStyle w:val="Compact"/>
-              <w:spacing w:before="0" w:after="20" w:line="240" w:lineRule="auto"/>
-              <w:jc w:val="center"/>
-              <w:keepNext w:val="0"/>
-              <w:keepLines/>
-              <w:widowControl w:val="1"/>
-            </w:pPr>
-            <w:r>
-              <w:rPr>
-                <w:rFonts w:ascii="Georgia" w:hAnsi="Georgia"/>
-                <w:sz w:val="19"/>
-                <w:highlight w:val="yellow"/>
-              </w:rPr>
-              <w:t xml:space="preserve">4.25 (4.17–4.34)</w:t>
-            </w:r>
-          </w:p>
-        </w:tc>
-        <w:tc>
-          <w:tcPr>
-            <w:tcBorders>
-              <w:left w:val="nil"/>
-              <w:right w:val="nil"/>
-              <w:top w:val="nil"/>
-              <w:bottom w:val="single" w:sz="4" w:color="D9E1E8"/>
-            </w:tcBorders>
-            <w:vAlign w:val="center"/>
-          </w:tcPr>
-          <w:p>
-            <w:pPr>
-              <w:pStyle w:val="Compact"/>
-              <w:spacing w:before="0" w:after="20" w:line="240" w:lineRule="auto"/>
-              <w:jc w:val="center"/>
-              <w:keepNext w:val="0"/>
-              <w:keepLines/>
-              <w:widowControl w:val="1"/>
-            </w:pPr>
-            <w:r>
-              <w:rPr>
-                <w:rFonts w:ascii="Georgia" w:hAnsi="Georgia"/>
-                <w:sz w:val="19"/>
-                <w:highlight w:val="yellow"/>
-              </w:rPr>
-              <w:t xml:space="preserve">1.69 (1.60–1.77)</w:t>
             </w:r>
           </w:p>
         </w:tc>
@@ -12504,7 +12248,7 @@
           <w:i/>
           <w:highlight w:val="yellow"/>
         </w:rPr>
-        <w:t>Transfer to a second base generator (Qwen2.5-7B-Instruct), same guides and operating point, with the language-consistency constraint for multilingual generators. Independent metrics; the tactic column is the guide-based (circular) score. Parentheses give 95% bootstrap CIs (n = 450 per cell).</w:t>
+        <w:t>Transfer to a second base generator (Qwen2.5-7B-Instruct), same guides and operating point, with the language-consistency constraint for multilingual generators. Independent metrics; the tactic column is the guide-based (circular) score. Parentheses give 95% bootstrap CIs (n = 450 per cell (786 for the α = 4, β = 0 cell)).</w:t>
       </w:r>
     </w:p>
     <w:tbl>
@@ -12513,7 +12257,7 @@
         <w:tblW w:type="pct" w:w="5000"/>
         <w:jc w:val="center"/>
         <w:tblLook w:firstRow="1" w:lastRow="0" w:firstColumn="0" w:lastColumn="0" w:noHBand="0" w:noVBand="0" w:val="0020"/>
-        <w:tblCaption w:val="Table 10. Transfer to a second base generator (Qwen2.5-7B-Instruct), same guides and operating point, with the language-consistency constraint for multilingual generators. Independent metrics; the tactic column is the guide-based (circular) score. Parentheses give 95% bootstrap CIs (n = 450 per cell)."/>
+        <w:tblCaption w:val="Table 10. Transfer to a second base generator (Qwen2.5-7B-Instruct), same guides and operating point, with the language-consistency constraint for multilingual generators. Independent metrics; the tactic column is the guide-based (circular) score. Parentheses give 95% bootstrap CIs (n = 450 per cell (786 for the α = 4, β = 0 cell))."/>
         <w:tblLayout w:type="autofit"/>
         <w:tblBorders>
           <w:top w:val="single" w:sz="10" w:color="4F6272"/>
@@ -13460,7 +13204,7 @@
         <w:rPr>
           <w:highlight w:val="yellow"/>
         </w:rPr>
-        <w:t xml:space="preserve">The quantitative evaluation in Section 4 supports this: the clickbait brake measurably lowers both the independent detector score and human-rated clickbait (dual 2.03 versus 2.61 on a 1–5 scale, p = 1×10⁻⁷), independent annotators rate the dual guidance more faithful than the no-guidance baseline (3.58 versus 2.89, p = 1×10⁻⁷), and against the DExperts and GeDi decoding-time baselines the dual brake decouples engagement from clickbait, holding induced clickbait low at matched independent tactic realization while the single-axis baselines drive induced clickbait up steeply as they steer toward the same tactic. The guide models themselves transfer to entirely human-authored clickbait (Chakraborty AUROC 0.955), the dual-control mechanism reproduces its designed effects on a different, non-Reuters news register (Section 4.12) and on a second base-model family (Qwen2.5-7B) with a language-consistency constraint for multilingual generators (Section 4.13), and a human rater evaluation reproduces the faithfulness ranking across methods.</w:t>
+        <w:t xml:space="preserve">The quantitative evaluation in Section 4 supports this: the clickbait brake measurably lowers both the independent detector score and human-rated clickbait (dual 2.03 versus 2.61 on a 1–5 scale, p = 1×10⁻⁷), independent annotators rate the dual guidance more faithful than the no-guidance baseline (3.58 versus 2.89, p = 1×10⁻⁷), and against the DExperts and GeDi decoding-time baselines the dual guide adds an independent clickbait brake, a lever that lowers induced clickbait separately from the engagement weight and that single-axis baselines lack, so that pushing their single control past the operating point raises induced clickbait steeply. The guide models themselves transfer to entirely human-authored clickbait (Chakraborty AUROC 0.955), the dual-control mechanism reproduces its designed effects on a different, non-Reuters news register (Section 4.12) and on a second base-model family (Qwen2.5-7B) with a language-consistency constraint for multilingual generators (Section 4.13), and a human rater evaluation reproduces the faithfulness ranking across methods.</w:t>
       </w:r>
     </w:p>
     <w:p>

--- a/paper/current/GuidedRewriteClickbait_v9_cycle1.docx
+++ b/paper/current/GuidedRewriteClickbait_v9_cycle1.docx
@@ -2959,7 +2959,7 @@
         <w:rPr>
           <w:highlight w:val="yellow"/>
         </w:rPr>
-        <w:t xml:space="preserve">Guide models: two BERT-base encoders, each fine-tuned for 2–3 epochs with early stopping on validation loss, AdamW at learning rate 2×10⁻⁵ with linear decay, mixed prefix-length mini-batches, and a length-aware weighted loss that down-weights very short prefixes (&lt; 4 tokens). Synthetic data: the 12,600 neutral source headlines are the real Reuters headlines described in Section 3.2 (the genuine-news True.csv split of the ISOT dataset), yielding 12,599 validated clickbait variants after JSON-validity and duplicate filtering; GPT-4o-mini generates in batches of 15 at temperature 0.7, each call activating 1–3 tactics uniformly sampled from the ten-attribute rubric, with a GPT-based JSON self-repair retry (up to three attempts). The clickbait guide reaches AUROC 0.9998 and the ten-label engagement guide macro-F1 0.52 on the held-out synthetic test split; the external-corpus and prefix-level validations of Sections 4.5–4.6 characterize their transfer to human-authored data. A separate DistilBERT[23] detector trained only on the human-authored Chakraborty corpus is used as the independent clickbait evaluator throughout Section 4. Complete prompt templates and all training/decoding hyperparameters are released with the deposit; approximate wall-clock cost is ≈ 1.2 s per rewritten headline on the A10G/L40S configuration.</w:t>
+        <w:t xml:space="preserve">Guide models: two BERT-base encoders, each fine-tuned for 2–3 epochs with early stopping on validation loss, AdamW at learning rate 2×10⁻⁵ with linear decay, mixed prefix-length mini-batches, and a length-aware weighted loss that down-weights very short prefixes (&lt; 4 tokens). Synthetic data: the 12,600 neutral source headlines are the real Reuters headlines described in Section 3.2 (the genuine-news True.csv split of the ISOT dataset), yielding 12,599 validated clickbait variants after JSON-validity and duplicate filtering; GPT-4o-mini generates in batches of 15 at temperature 0.7, each call activating 1–3 tactics uniformly sampled from the ten-attribute rubric, with a GPT-based JSON self-repair retry (up to three attempts). The clickbait guide reaches AUROC 0.9998 and the ten-label engagement guide macro-F1 0.49 on the held-out synthetic test split (the full per-tactic and confusion-matrix evaluation is released in the deposit); the external-corpus and prefix-level validations of Sections 4.5–4.6 characterize their transfer to human-authored data. A separate DistilBERT[23] detector trained only on the human-authored Chakraborty corpus is used as the independent clickbait evaluator throughout Section 4. Complete prompt templates and all training/decoding hyperparameters are released with the deposit; approximate wall-clock cost is ≈ 1.2 s per rewritten headline on the A10G/L40S configuration.</w:t>
       </w:r>
     </w:p>
     <w:bookmarkEnd w:id="26"/>
@@ -3354,7 +3354,7 @@
         <w:widowControl w:val="1"/>
       </w:pPr>
       <w:r>
-        <w:t xml:space="preserve">For training and evaluation of the engagement attribute model, the dataset was split at the source-headline level into training (65%), validation (15%), and test (20%) sets to prevent leakage across prefixes. Figure 3 summarizes the behavior of the model through two complementary visualizations. Although the model is trained in a multi-label setting, we report per-tactic results on single-tactic examples for interpretability, isolating each mechanism to analyze tactic-specific recognition quality and structured confusions. The bar plot shows differences in how reliably various tactics are detected, with some attributes, such as Curiosity Gap and Exaggeration, more consistently recognizable, while others, such as Sensationalism and Provocative Questions, are more difficult; the model attains a macro-F1 of 0.52.</w:t>
+        <w:t xml:space="preserve">For training and evaluation of the engagement attribute model, the dataset was split at the source-headline level into training (65%), validation (15%), and test (20%) sets to prevent leakage across prefixes. Figure 3 summarizes the behavior of the model through two complementary visualizations. Although the model is trained in a multi-label setting, we report per-tactic results on single-tactic examples for interpretability, isolating each mechanism to analyze tactic-specific recognition quality and structured confusions. The bar plot shows differences in how reliably various tactics are detected, with some attributes, such as Curiosity Gap and Exaggeration, more consistently recognizable, while others, such as Sensationalism and Provocative Questions, are more difficult; the model attains a macro-F1 of 0.49.</w:t>
       </w:r>
     </w:p>
     <w:p>
@@ -3375,7 +3375,7 @@
               <a:graphicData uri="http://schemas.openxmlformats.org/drawingml/2006/picture">
                 <pic:pic>
                   <pic:nvPicPr>
-                    <pic:cNvPr descr="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" id="36" name="Picture"/>
+                    <pic:cNvPr descr="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" id="36" name="Picture"/>
                     <pic:cNvPicPr>
                       <a:picLocks noChangeArrowheads="1" noChangeAspect="1"/>
                     </pic:cNvPicPr>
@@ -3437,7 +3437,7 @@
           <w:i/>
           <w:highlight w:val="yellow"/>
         </w:rPr>
-        <w:t>Per-tactic F1 of the engagement attribute model on single-tactic test examples (macro-F1 = 0.52).</w:t>
+        <w:t>Per-tactic F1 of the engagement attribute model on single-tactic test examples (macro-F1 = 0.49).</w:t>
       </w:r>
     </w:p>
     <w:p>
@@ -13246,7 +13246,7 @@
         <w:rPr>
           <w:highlight w:val="yellow"/>
         </w:rPr>
-        <w:t xml:space="preserve">Several limitations frame the empirical scope of the current work. First, the synthetic corpus is built exclusively from the real Reuters political and world-news headlines described in Section 3.2 (the genuine-news half of the ISOT dataset); extending both guide models to tabloid, entertainment, and non-English registers remains open, although Section 4.12 shows that the trained guides already transfer at inference to a different, human-authored, non-Reuters English-news register with the same directional effects; the results in Section 4 should otherwise be read within this domain. Second, the neutrality of the Reuters source headlines is quantified rather than assumed: the independent detector flags only 0.61% of the source pool (Section 4.7). Third, the external evaluation on the Webis Clickbait Corpus 2017[3] and the Chakraborty et al.[2] corpus (Section 4.5) measures the synthetic-to-human distribution shift directly, with AUROC 0.955 on clean human clickbait and 0.740 on the noisier graded corpus. Fourth, the decoding-time guides operate as amplifiers on top of the prompt: they deliver their largest effect when the prompt names the target tactic (independent tactic realization +0.075, from 0.44 to 0.51, as α goes 0→4) and a smaller standalone shift under a tactic-agnostic prompt (+0.025, from 0.30 to 0.33), consistent with top-k rescoring reweighting tokens the base model already proposes; the framework is therefore designed and evaluated as prompt-plus-guidance. Fifth, all three decoding-time methods realize the target tactic to a comparable degree, and the single-axis baselines match the dual guide's fidelity at low steering; the dual guide's distinctive capability is the independent clickbait brake, which decouples engagement from clickbait so that induced clickbait stays low as engagement rises, while the single-axis baselines raise induced clickbait as they steer toward the same tactic (Section 4.9). All quantitative comparisons use item-matched significance testing with 95% bootstrap confidence intervals.</w:t>
+        <w:t xml:space="preserve">Several limitations frame the empirical scope of the current work. First, the synthetic corpus is built exclusively from the real Reuters political and world-news headlines described in Section 3.2 (the genuine-news half of the ISOT dataset); extending both guide models to tabloid, entertainment, and non-English registers remains open, although Section 4.12 shows that the trained guides already transfer at inference to a different, human-authored, non-Reuters English-news register with the same directional effects; the results in Section 4 should otherwise be read within this domain. Second, the neutrality of the Reuters source headlines is quantified rather than assumed: the independent detector flags only 0.61% of the source pool (Section 4.7). Third, the external evaluation on the Webis Clickbait Corpus 2017[3] and the Chakraborty et al.[2] corpus (Section 4.5) measures the synthetic-to-human distribution shift directly, with AUROC 0.955 on clean human clickbait and 0.740 on the noisier graded corpus. Fourth, the decoding-time guides operate as amplifiers on top of the prompt: they deliver their largest effect when the prompt names the target tactic (on the 40-item α–β tuning sweep, independent tactic realization +0.075, from 0.44 to 0.51, as α goes 0→4; on the 300-item held-out set the same contrast is +0.03, 0.48 to 0.51, Table 5) and a smaller standalone shift under a tactic-agnostic prompt (+0.025, from 0.30 to 0.33), consistent with top-k rescoring reweighting tokens the base model already proposes; the framework is therefore designed and evaluated as prompt-plus-guidance. Fifth, all three decoding-time methods realize the target tactic to a comparable degree, and the single-axis baselines match the dual guide's fidelity at low steering; the dual guide's distinctive capability is the independent clickbait brake, which decouples engagement from clickbait so that induced clickbait stays low as engagement rises, while the single-axis baselines raise induced clickbait as they steer toward the same tactic (Section 4.9). All quantitative comparisons use item-matched significance testing with 95% bootstrap confidence intervals.</w:t>
       </w:r>
     </w:p>
     <w:p>

--- a/paper/current/GuidedRewriteClickbait_v9_cycle1.docx
+++ b/paper/current/GuidedRewriteClickbait_v9_cycle1.docx
@@ -4390,7 +4390,7 @@
         <w:rPr>
           <w:highlight w:val="yellow"/>
         </w:rPr>
-        <w:t xml:space="preserve">Table 12 shows the same behaviour across the full four-cell grid on three headlines: the engagement guide adds the targeted tactic, the clickbait brake pulls back the most sensational phrasing, and the dual setting balances the two.</w:t>
+        <w:t xml:space="preserve">Table 4 shows the same behaviour across the full four-cell grid on three headlines: the engagement guide adds the targeted tactic, the clickbait brake pulls back the most sensational phrasing, and the dual setting balances the two.</w:t>
       </w:r>
     </w:p>
     <w:p>
@@ -4408,7 +4408,7 @@
           <w:i/>
           <w:highlight w:val="yellow"/>
         </w:rPr>
-        <w:t>Table 12.</w:t>
+        <w:t>Table 4.</w:t>
       </w:r>
       <w:r>
         <w:rPr>
@@ -4433,7 +4433,7 @@
         <w:tblW w:type="pct" w:w="5000"/>
         <w:jc w:val="center"/>
         <w:tblLook w:firstRow="1" w:lastRow="0" w:firstColumn="0" w:lastColumn="0" w:noHBand="0" w:noVBand="0" w:val="0020"/>
-        <w:tblCaption w:val="Table 12. Controlled generation across the (α, β) grid: three source headlines each rewritten under the four ablation cells. The engagement guide (α) adds the targeted tactic, the clickbait brake (β) restrains sensational phrasing, and the dual setting balances the two."/>
+        <w:tblCaption w:val="Table 4. Controlled generation across the (α, β) grid: three source headlines each rewritten under the four ablation cells. The engagement guide (α) adds the targeted tactic, the clickbait brake (β) restrains sensational phrasing, and the dual setting balances the two."/>
         <w:tblLayout w:type="autofit"/>
         <w:tblBorders>
           <w:top w:val="single" w:sz="10" w:color="4F6272"/>
@@ -5438,7 +5438,7 @@
           <w:i/>
           <w:highlight w:val="yellow"/>
         </w:rPr>
-        <w:t>Table 4.</w:t>
+        <w:t>Table 5.</w:t>
       </w:r>
       <w:r>
         <w:rPr>
@@ -5463,7 +5463,7 @@
         <w:tblW w:type="pct" w:w="5000"/>
         <w:jc w:val="center"/>
         <w:tblLook w:firstRow="1" w:lastRow="0" w:firstColumn="0" w:lastColumn="0" w:noHBand="0" w:noVBand="0" w:val="0020"/>
-        <w:tblCaption w:val="Table 4. Prefix clickbait guide on external, human-authored corpora (95% bootstrap CI)."/>
+        <w:tblCaption w:val="Table 5. Prefix clickbait guide on external, human-authored corpora (95% bootstrap CI)."/>
         <w:tblLayout w:type="autofit"/>
         <w:tblBorders>
           <w:top w:val="single" w:sz="10" w:color="4F6272"/>
@@ -6048,7 +6048,7 @@
           <w:b/>
           <w:i/>
         </w:rPr>
-        <w:t>Figure 7.</w:t>
+        <w:t>Figure 5.</w:t>
       </w:r>
       <w:r>
         <w:rPr>
@@ -6143,7 +6143,7 @@
           <w:i/>
           <w:highlight w:val="yellow"/>
         </w:rPr>
-        <w:t>Table 5.</w:t>
+        <w:t>Table 6.</w:t>
       </w:r>
       <w:r>
         <w:rPr>
@@ -6168,7 +6168,7 @@
         <w:tblW w:type="pct" w:w="5000"/>
         <w:jc w:val="center"/>
         <w:tblLook w:firstRow="1" w:lastRow="0" w:firstColumn="0" w:lastColumn="0" w:noHBand="0" w:noVBand="0" w:val="0020"/>
-        <w:tblCaption w:val="Table 5. Four-cell dual-guidance ablation on 300 held-out headlines (n = 900 = 300 items × 3 tactic configurations). Clickbait and tactic realization use independent models; lower perplexity = more fluent. Parentheses give 95% percentile-bootstrap confidence intervals."/>
+        <w:tblCaption w:val="Table 6. Four-cell dual-guidance ablation on 300 held-out headlines (n = 900 = 300 items × 3 tactic configurations). Clickbait and tactic realization use independent models; lower perplexity = more fluent. Parentheses give 95% percentile-bootstrap confidence intervals."/>
         <w:tblLayout w:type="autofit"/>
         <w:tblBorders>
           <w:top w:val="single" w:sz="10" w:color="4F6272"/>
@@ -7259,7 +7259,7 @@
         <w:rPr>
           <w:highlight w:val="yellow"/>
         </w:rPr>
-        <w:t xml:space="preserve">Figure 5 shows the same two effects across the full α×β tuning grid: independent tactic alignment rises with the engagement weight α (left panel), while independent clickbait falls as the brake β increases (right panel). The two controls therefore act along separate axes, and the reported operating point (α = 4, β = 2) sits where tactic alignment is high and clickbait is near its minimum.</w:t>
+        <w:t xml:space="preserve">Figure 6 shows the same two effects across the full α×β tuning grid: independent tactic alignment rises with the engagement weight α (left panel), while independent clickbait falls as the brake β increases (right panel). The two controls therefore act along separate axes, and the reported operating point (α = 4, β = 2) sits where tactic alignment is high and clickbait is near its minimum.</w:t>
       </w:r>
     </w:p>
     <w:p>
@@ -7327,7 +7327,7 @@
           <w:b/>
           <w:i/>
         </w:rPr>
-        <w:t>Figure 5.</w:t>
+        <w:t>Figure 6.</w:t>
       </w:r>
       <w:r>
         <w:rPr>
@@ -7391,7 +7391,7 @@
           <w:i/>
           <w:highlight w:val="yellow"/>
         </w:rPr>
-        <w:t>Table 6.</w:t>
+        <w:t>Table 7.</w:t>
       </w:r>
       <w:r>
         <w:rPr>
@@ -7416,7 +7416,7 @@
         <w:tblW w:type="pct" w:w="5000"/>
         <w:jc w:val="center"/>
         <w:tblLook w:firstRow="1" w:lastRow="0" w:firstColumn="0" w:lastColumn="0" w:noHBand="0" w:noVBand="0" w:val="0020"/>
-        <w:tblCaption w:val="Table 6. Cross-method comparison (n = 900 per row). FUDGE is shown at its dual operating point (4, 2); DExperts and GeDi are shown across their steering strength to expose the engagement–clickbait coupling: as the single-axis baselines steer harder to realize the tactic, induced clickbait rises steeply and fidelity falls, whereas the dual brake holds induced clickbait low. BERTScore = fidelity to source; clickbait = independent detector; perplexity (median) = fluency. Parentheses give 95% percentile-bootstrap confidence intervals. DExperts is decoded with a repetition penalty (1.3), a no-repeat-three-gram constraint, and a headline-length cap."/>
+        <w:tblCaption w:val="Table 7. Cross-method comparison (n = 900 per row). FUDGE is shown at its dual operating point (4, 2); DExperts and GeDi are shown across their steering strength to expose the engagement–clickbait coupling: as the single-axis baselines steer harder to realize the tactic, induced clickbait rises steeply and fidelity falls, whereas the dual brake holds induced clickbait low. BERTScore = fidelity to source; clickbait = independent detector; perplexity (median) = fluency. Parentheses give 95% percentile-bootstrap confidence intervals. DExperts is decoded with a repetition penalty (1.3), a no-repeat-three-gram constraint, and a headline-length cap."/>
         <w:tblLayout w:type="autofit"/>
         <w:tblBorders>
           <w:top w:val="single" w:sz="10" w:color="4F6272"/>
@@ -8637,7 +8637,7 @@
         <w:rPr>
           <w:highlight w:val="yellow"/>
         </w:rPr>
-        <w:t xml:space="preserve">At matched independent tactic realization (≈ 0.50; the steered methods are statistically indistinguishable on this axis: FUDGE vs DExperts p = 0.44, vs GeDi p = 0.38), the methods differ in how they control the engagement-versus-clickbait trade-off. The single-axis baselines expose one steering strength that couples the two: as that strength increases, the external-detector clickbait probability rises steeply (DExperts 0.06, 0.13, 0.51, 0.73; GeDi up to 0.59) while BERTScore falls (DExperts 0.26 to 0.00; GeDi to 0.06), because they have no separate lever to lower clickbait once the engagement level is set. At low steering these baselines are competitive, reaching the tactic at low clickbait and high fidelity; what they lack is an independent clickbait control. The dual guide adds exactly that: the β brake holds the independent clickbait probability at 0.057 at the operating point and is adjusted separately from the engagement weight α (the α×β control surface, Figure 5). Figure 6 makes the contrast explicit: the dual-control line stays flat in induced clickbait across the steering range while the single-axis methods climb. This decoupling of engagement from clickbait is the dual-control contribution. DExperts is decoded with a repetition penalty (1.3), a no-repeat-three-gram constraint, and a headline-length cap matched to the base generator, which keep the product-of-experts baseline fluent under strong steering.</w:t>
+        <w:t xml:space="preserve">At matched independent tactic realization (≈ 0.50; the steered methods are statistically indistinguishable on this axis: FUDGE vs DExperts p = 0.44, vs GeDi p = 0.38), the methods differ in how they control the engagement-versus-clickbait trade-off. The single-axis baselines expose one steering strength that couples the two: as that strength increases, the external-detector clickbait probability rises steeply (DExperts 0.06, 0.13, 0.51, 0.73; GeDi up to 0.59) while BERTScore falls (DExperts 0.26 to 0.00; GeDi to 0.06), because they have no separate lever to lower clickbait once the engagement level is set. At low steering these baselines are competitive, reaching the tactic at low clickbait and high fidelity; what they lack is an independent clickbait control. The dual guide adds exactly that: the β brake holds the independent clickbait probability at 0.057 at the operating point and is adjusted separately from the engagement weight α (the α×β control surface, Figure 6). Figure 7 makes the contrast explicit: the dual-control line stays flat in induced clickbait across the steering range while the single-axis methods climb. This decoupling of engagement from clickbait is the dual-control contribution. DExperts is decoded with a repetition penalty (1.3), a no-repeat-three-gram constraint, and a headline-length cap matched to the base generator, which keep the product-of-experts baseline fluent under strong steering.</w:t>
       </w:r>
     </w:p>
     <w:p>
@@ -8705,7 +8705,7 @@
           <w:b/>
           <w:i/>
         </w:rPr>
-        <w:t>Figure 6.</w:t>
+        <w:t>Figure 7.</w:t>
       </w:r>
       <w:r>
         <w:rPr>
@@ -8738,7 +8738,7 @@
           <w:i/>
           <w:highlight w:val="yellow"/>
         </w:rPr>
-        <w:t>Table 11.</w:t>
+        <w:t>Table 8.</w:t>
       </w:r>
       <w:r>
         <w:rPr>
@@ -8763,7 +8763,7 @@
         <w:tblW w:type="pct" w:w="5000"/>
         <w:jc w:val="center"/>
         <w:tblLook w:firstRow="1" w:lastRow="0" w:firstColumn="0" w:lastColumn="0" w:noHBand="0" w:noVBand="0" w:val="0020"/>
-        <w:tblCaption w:val="Table 11. Qualitative cross-method comparison on two source headlines at comparable tactic realization (DExperts α = 2, GeDi ω = 10). The dual guide holds the independent clickbait probability near zero while staying faithful to the source; the single-axis baselines reach the same tactic only with markedly higher induced clickbait and lower fidelity. Independent detector for clickbait."/>
+        <w:tblCaption w:val="Table 8. Qualitative cross-method comparison on two source headlines at comparable tactic realization (DExperts α = 2, GeDi ω = 10). The dual guide holds the independent clickbait probability near zero while staying faithful to the source; the single-axis baselines reach the same tactic only with markedly higher induced clickbait and lower fidelity. Independent detector for clickbait."/>
         <w:tblLayout w:type="autofit"/>
         <w:tblBorders>
           <w:top w:val="single" w:sz="10" w:color="4F6272"/>
@@ -9834,7 +9834,7 @@
         <w:rPr>
           <w:highlight w:val="yellow"/>
         </w:rPr>
-        <w:t xml:space="preserve">We complement the automatic metrics with a large annotation study using three independent human annotators applying a fixed rubric. Two studies are reported. (C1) Rubric validation over 150 headlines yields substantial inter-annotator agreement (mean Fleiss κ = 0.70) and a mean intended-vs-consensus tactic F1 of 0.44, consistent with the graded, fine-grained nature of the tactics and the attribute model's own recoverability. (C2) Rewrite-quality scoring over 1,500 rewrites across all methods yields good-to-excellent reliability (ICC(2,k) 0.82–0.94); annotator faithfulness ratings correlate with automatic BERTScore (Spearman ρ = 0.61, n = 1500), validating the automatic fidelity metric. The human ratings confirm the two designed effects with item-matched significance (Table 7, 1–5 scale): the clickbait brake lowers perceived clickbait (dual 2.03 versus no-guidance 2.61, p = 1×10⁻⁷) and the dual guidance is rated more faithful than the no-guidance baseline (3.58 versus 2.89, p = 1×10⁻⁷). Against the decoding-time baselines the dual guide is rated substantially more faithful (3.58 versus DExperts 2.54 and GeDi 2.27, both p &lt; 1×10⁻¹³) and lower in perceived clickbait than DExperts (2.03 versus 3.32, p &lt; 1×10⁻¹⁶). The complete rating data are released as a spreadsheet in the deposit.</w:t>
+        <w:t xml:space="preserve">We complement the automatic metrics with a large annotation study using three independent human annotators applying a fixed rubric. Two studies are reported. (C1) Rubric validation over 150 headlines yields substantial inter-annotator agreement (mean Fleiss κ = 0.70) and a mean intended-vs-consensus tactic F1 of 0.44, consistent with the graded, fine-grained nature of the tactics and the attribute model's own recoverability. (C2) Rewrite-quality scoring over 1,500 rewrites across all methods yields good-to-excellent reliability (ICC(2,k) 0.82–0.94); annotator faithfulness ratings correlate with automatic BERTScore (Spearman ρ = 0.61, n = 1500), validating the automatic fidelity metric. The human ratings confirm the two designed effects with item-matched significance (Table 9, 1–5 scale): the clickbait brake lowers perceived clickbait (dual 2.03 versus no-guidance 2.61, p = 1×10⁻⁷) and the dual guidance is rated more faithful than the no-guidance baseline (3.58 versus 2.89, p = 1×10⁻⁷). Against the decoding-time baselines the dual guide is rated substantially more faithful (3.58 versus DExperts 2.54 and GeDi 2.27, both p &lt; 1×10⁻¹³) and lower in perceived clickbait than DExperts (2.03 versus 3.32, p &lt; 1×10⁻¹⁶). The complete rating data are released as a spreadsheet in the deposit.</w:t>
       </w:r>
     </w:p>
     <w:p>
@@ -9852,7 +9852,7 @@
           <w:i/>
           <w:highlight w:val="yellow"/>
         </w:rPr>
-        <w:t>Table 7.</w:t>
+        <w:t>Table 9.</w:t>
       </w:r>
       <w:r>
         <w:rPr>
@@ -9877,7 +9877,7 @@
         <w:tblW w:type="pct" w:w="5000"/>
         <w:jc w:val="center"/>
         <w:tblLook w:firstRow="1" w:lastRow="0" w:firstColumn="0" w:lastColumn="0" w:noHBand="0" w:noVBand="0" w:val="0020"/>
-        <w:tblCaption w:val="Table 7. Human rater-based evaluation of rewrite quality (mean rating, 1–5; 95% bootstrap CI). Ratings from three independent annotators over 1,500 rewrites; higher clickbait = more clickbaity. The brake lowers perceived clickbait and the dual guidance is rated most faithful among the steered methods."/>
+        <w:tblCaption w:val="Table 9. Human rater-based evaluation of rewrite quality (mean rating, 1–5; 95% bootstrap CI). Ratings from three independent annotators over 1,500 rewrites; higher clickbait = more clickbaity. The brake lowers perceived clickbait and the dual guidance is rated most faithful among the steered methods."/>
         <w:tblLayout w:type="autofit"/>
         <w:tblBorders>
           <w:top w:val="single" w:sz="10" w:color="4F6272"/>
@@ -10775,7 +10775,7 @@
         <w:rPr>
           <w:highlight w:val="yellow"/>
         </w:rPr>
-        <w:t xml:space="preserve">Table 8 reports the calibration behind this analysis. On labelled controls the new-fact judge assigns a rate of 0.025 to faithful paraphrases and to faithful rhetorical questions, but 1.00 to fact-injected controls, separating genuine fabrication from rhetorical framing at AUROC ≈ 1.0. NLI entailment mirrors this (AUROC 0.997–1.00 for faithful vs unfaithful) but, unlike the fabrication judge, scores faithful questions low (0.20), confirming that the interrogative form depresses entailment without adding content.</w:t>
+        <w:t xml:space="preserve">Table 10 reports the calibration behind this analysis. On labelled controls the new-fact judge assigns a rate of 0.025 to faithful paraphrases and to faithful rhetorical questions, but 1.00 to fact-injected controls, separating genuine fabrication from rhetorical framing at AUROC ≈ 1.0. NLI entailment mirrors this (AUROC 0.997–1.00 for faithful vs unfaithful) but, unlike the fabrication judge, scores faithful questions low (0.20), confirming that the interrogative form depresses entailment without adding content.</w:t>
       </w:r>
     </w:p>
     <w:p>
@@ -10793,7 +10793,7 @@
           <w:i/>
           <w:highlight w:val="yellow"/>
         </w:rPr>
-        <w:t>Table 8.</w:t>
+        <w:t>Table 10.</w:t>
       </w:r>
       <w:r>
         <w:rPr>
@@ -10818,7 +10818,7 @@
         <w:tblW w:type="pct" w:w="5000"/>
         <w:jc w:val="center"/>
         <w:tblLook w:firstRow="1" w:lastRow="0" w:firstColumn="0" w:lastColumn="0" w:noHBand="0" w:noVBand="0" w:val="0020"/>
-        <w:tblCaption w:val="Table 8. Calibration of the new-fact (fabrication) judge and of NLI entailment on labelled controls (n = 120). The judge separates injected facts from faithful rewrites at AUROC ≈ 1.0, and NLI separates faithful from unfaithful rewrites at AUROC 0.997–1.00. Faithful rhetorical questions add no new facts (0.025) yet score low on entailment (0.20), which is why the question form depresses NLI without introducing content."/>
+        <w:tblCaption w:val="Table 10. Calibration of the new-fact (fabrication) judge and of NLI entailment on labelled controls (n = 120). The judge separates injected facts from faithful rewrites at AUROC ≈ 1.0, and NLI separates faithful from unfaithful rewrites at AUROC 0.997–1.00. Faithful rhetorical questions add no new facts (0.025) yet score low on entailment (0.20), which is why the question form depresses NLI without introducing content."/>
         <w:tblLayout w:type="autofit"/>
         <w:tblBorders>
           <w:top w:val="single" w:sz="10" w:color="4F6272"/>
@@ -11228,7 +11228,7 @@
         <w:rPr>
           <w:highlight w:val="yellow"/>
         </w:rPr>
-        <w:t xml:space="preserve">To test whether the framework generalizes beyond Reuters newswire, we apply the same guides, at the same operating point (α = 4, β = 2), to 150 human-authored, non-Reuters neutral headlines: the non-clickbait half of the Chakraborty corpus, spanning disasters, culture, and financial markets rather than political newswire. The two guides reproduce their designed, opposite effects on this different register (Table 9). The engagement guide raises tactic realization (guide-based, 0.10 → 0.16) and, with it, induced clickbait (0.05 → 0.10), while the clickbait brake lowers the independent clickbait score back from 0.097 to 0.061 and improves entailment, exactly as in-domain. Source fidelity is preserved (BERTScore 0.22–0.28, matching the in-domain 0.25–0.28) and induced clickbait stays in the same low regime (below 0.10 throughout). Perplexity is modestly higher than in-domain (266–368 vs 175–275), reflecting the greater lexical variety of this out-of-domain set, but the ordering across the four cells is unchanged. The dual-control mechanism is therefore not specific to the Reuters training domain.</w:t>
+        <w:t xml:space="preserve">To test whether the framework generalizes beyond Reuters newswire, we apply the same guides, at the same operating point (α = 4, β = 2), to 150 human-authored, non-Reuters neutral headlines: the non-clickbait half of the Chakraborty corpus, spanning disasters, culture, and financial markets rather than political newswire. The two guides reproduce their designed, opposite effects on this different register (Table 11). The engagement guide raises tactic realization (guide-based, 0.10 → 0.16) and, with it, induced clickbait (0.05 → 0.10), while the clickbait brake lowers the independent clickbait score back from 0.097 to 0.061 and improves entailment, exactly as in-domain. Source fidelity is preserved (BERTScore 0.22–0.28, matching the in-domain 0.25–0.28) and induced clickbait stays in the same low regime (below 0.10 throughout). Perplexity is modestly higher than in-domain (266–368 vs 175–275), reflecting the greater lexical variety of this out-of-domain set, but the ordering across the four cells is unchanged. The dual-control mechanism is therefore not specific to the Reuters training domain.</w:t>
       </w:r>
     </w:p>
     <w:p>
@@ -11246,7 +11246,7 @@
           <w:i/>
           <w:highlight w:val="yellow"/>
         </w:rPr>
-        <w:t>Table 9.</w:t>
+        <w:t>Table 11.</w:t>
       </w:r>
       <w:r>
         <w:rPr>
@@ -11271,7 +11271,7 @@
         <w:tblW w:type="pct" w:w="5000"/>
         <w:jc w:val="center"/>
         <w:tblLook w:firstRow="1" w:lastRow="0" w:firstColumn="0" w:lastColumn="0" w:noHBand="0" w:noVBand="0" w:val="0020"/>
-        <w:tblCaption w:val="Table 9. Cross-domain generalization: the same guides at the same operating point applied to 150 human-authored, non-Reuters neutral headlines (non-clickbait half of the Chakraborty corpus). Clickbait, BERTScore, NLI and perplexity are independent; the tactic column is the guide-based (circular) score, as the LLM judge was not run in this generality check. Parentheses give 95% bootstrap CIs (n = 450 per cell)."/>
+        <w:tblCaption w:val="Table 11. Cross-domain generalization: the same guides at the same operating point applied to 150 human-authored, non-Reuters neutral headlines (non-clickbait half of the Chakraborty corpus). Clickbait, BERTScore, NLI and perplexity are independent; the tactic column is the guide-based (circular) score, as the LLM judge was not run in this generality check. Parentheses give 95% bootstrap CIs (n = 450 per cell)."/>
         <w:tblLayout w:type="autofit"/>
         <w:tblBorders>
           <w:top w:val="single" w:sz="10" w:color="4F6272"/>
@@ -12214,7 +12214,7 @@
         <w:rPr>
           <w:highlight w:val="yellow"/>
         </w:rPr>
-        <w:t xml:space="preserve">We test model-agnosticism by swapping the base generator to Qwen2.5-7B-Instruct[20], a different model family, keeping the guides and the operating point (α = 4, β = 2) unchanged and applying the language-consistency constraint of Section 3.6. Llama-3-8B remains the primary generator for comparability with the decoding-time baselines; this experiment shows that the same guides and operating point transfer to a different model family, and Qwen's higher BERTScore reflects its more conservative, closer-to-source rewriting. The dual control transfers cleanly to Qwen (Table 10): the engagement guide raises tactic realization (0.31 → 0.36); source fidelity and fluency are maintained and in fact exceed the Llama-3 configuration (BERTScore 0.43–0.47 versus 0.25–0.28; perplexity 133–163); induced clickbait stays low across all cells (below 0.06); and the clickbait brake holds the brake-only cell at or below the no-guidance baseline (0.033 versus 0.034). The two guides retain their designed, opposite effects on a second base-model family at the same operating point.</w:t>
+        <w:t xml:space="preserve">We test model-agnosticism by swapping the base generator to Qwen2.5-7B-Instruct[20], a different model family, keeping the guides and the operating point (α = 4, β = 2) unchanged and applying the language-consistency constraint of Section 3.6. Llama-3-8B remains the primary generator for comparability with the decoding-time baselines; this experiment shows that the same guides and operating point transfer to a different model family, and Qwen's higher BERTScore reflects its more conservative, closer-to-source rewriting. The dual control transfers cleanly to Qwen (Table 12): the engagement guide raises tactic realization (0.31 → 0.36); source fidelity and fluency are maintained and in fact exceed the Llama-3 configuration (BERTScore 0.43–0.47 versus 0.25–0.28; perplexity 133–163); induced clickbait stays low across all cells (below 0.06); and the clickbait brake holds the brake-only cell at or below the no-guidance baseline (0.033 versus 0.034). The two guides retain their designed, opposite effects on a second base-model family at the same operating point.</w:t>
       </w:r>
     </w:p>
     <w:p>
@@ -12232,7 +12232,7 @@
           <w:i/>
           <w:highlight w:val="yellow"/>
         </w:rPr>
-        <w:t>Table 10.</w:t>
+        <w:t>Table 12.</w:t>
       </w:r>
       <w:r>
         <w:rPr>
@@ -12257,7 +12257,7 @@
         <w:tblW w:type="pct" w:w="5000"/>
         <w:jc w:val="center"/>
         <w:tblLook w:firstRow="1" w:lastRow="0" w:firstColumn="0" w:lastColumn="0" w:noHBand="0" w:noVBand="0" w:val="0020"/>
-        <w:tblCaption w:val="Table 10. Transfer to a second base generator (Qwen2.5-7B-Instruct), same guides and operating point, with the language-consistency constraint for multilingual generators. Independent metrics; the tactic column is the guide-based (circular) score. Parentheses give 95% bootstrap CIs (n = 450 per cell (786 for the α = 4, β = 0 cell))."/>
+        <w:tblCaption w:val="Table 12. Transfer to a second base generator (Qwen2.5-7B-Instruct), same guides and operating point, with the language-consistency constraint for multilingual generators. Independent metrics; the tactic column is the guide-based (circular) score. Parentheses give 95% bootstrap CIs (n = 450 per cell (786 for the α = 4, β = 0 cell))."/>
         <w:tblLayout w:type="autofit"/>
         <w:tblBorders>
           <w:top w:val="single" w:sz="10" w:color="4F6272"/>
@@ -13246,7 +13246,7 @@
         <w:rPr>
           <w:highlight w:val="yellow"/>
         </w:rPr>
-        <w:t xml:space="preserve">Several limitations frame the empirical scope of the current work. First, the synthetic corpus is built exclusively from the real Reuters political and world-news headlines described in Section 3.2 (the genuine-news half of the ISOT dataset); extending both guide models to tabloid, entertainment, and non-English registers remains open, although Section 4.12 shows that the trained guides already transfer at inference to a different, human-authored, non-Reuters English-news register with the same directional effects; the results in Section 4 should otherwise be read within this domain. Second, the neutrality of the Reuters source headlines is quantified rather than assumed: the independent detector flags only 0.61% of the source pool (Section 4.7). Third, the external evaluation on the Webis Clickbait Corpus 2017[3] and the Chakraborty et al.[2] corpus (Section 4.5) measures the synthetic-to-human distribution shift directly, with AUROC 0.955 on clean human clickbait and 0.740 on the noisier graded corpus. Fourth, the decoding-time guides operate as amplifiers on top of the prompt: they deliver their largest effect when the prompt names the target tactic (on the 40-item α–β tuning sweep, independent tactic realization +0.075, from 0.44 to 0.51, as α goes 0→4; on the 300-item held-out set the same contrast is +0.03, 0.48 to 0.51, Table 5) and a smaller standalone shift under a tactic-agnostic prompt (+0.025, from 0.30 to 0.33), consistent with top-k rescoring reweighting tokens the base model already proposes; the framework is therefore designed and evaluated as prompt-plus-guidance. Fifth, all three decoding-time methods realize the target tactic to a comparable degree, and the single-axis baselines match the dual guide's fidelity at low steering; the dual guide's distinctive capability is the independent clickbait brake, which decouples engagement from clickbait so that induced clickbait stays low as engagement rises, while the single-axis baselines raise induced clickbait as they steer toward the same tactic (Section 4.9). All quantitative comparisons use item-matched significance testing with 95% bootstrap confidence intervals.</w:t>
+        <w:t xml:space="preserve">Several limitations frame the empirical scope of the current work. First, the synthetic corpus is built exclusively from the real Reuters political and world-news headlines described in Section 3.2 (the genuine-news half of the ISOT dataset); extending both guide models to tabloid, entertainment, and non-English registers remains open, although Section 4.12 shows that the trained guides already transfer at inference to a different, human-authored, non-Reuters English-news register with the same directional effects; the results in Section 4 should otherwise be read within this domain. Second, the neutrality of the Reuters source headlines is quantified rather than assumed: the independent detector flags only 0.61% of the source pool (Section 4.7). Third, the external evaluation on the Webis Clickbait Corpus 2017[3] and the Chakraborty et al.[2] corpus (Section 4.5) measures the synthetic-to-human distribution shift directly, with AUROC 0.955 on clean human clickbait and 0.740 on the noisier graded corpus. Fourth, the decoding-time guides operate as amplifiers on top of the prompt: they deliver their effect when the prompt names the target tactic (on the 40-item α–β tuning sweep, independent tactic realization +0.075, from 0.44 to 0.51, as α goes 0→4; on the 300-item held-out set the same contrast is +0.03, 0.48 to 0.51, Table 6), consistent with top-k rescoring reweighting tokens the base model already proposes; the framework is therefore designed and evaluated as prompt-plus-guidance. Fifth, all three decoding-time methods realize the target tactic to a comparable degree, and the single-axis baselines match the dual guide's fidelity at low steering; the dual guide's distinctive capability is the independent clickbait brake, which decouples engagement from clickbait so that induced clickbait stays low as engagement rises, while the single-axis baselines raise induced clickbait as they steer toward the same tactic (Section 4.9). All quantitative comparisons use item-matched significance testing with 95% bootstrap confidence intervals.</w:t>
       </w:r>
     </w:p>
     <w:p>

--- a/paper/current/GuidedRewriteClickbait_v9_cycle1.docx
+++ b/paper/current/GuidedRewriteClickbait_v9_cycle1.docx
@@ -8658,7 +8658,7 @@
               <a:graphicData uri="http://schemas.openxmlformats.org/drawingml/2006/picture">
                 <pic:pic>
                   <pic:nvPicPr>
-                    <pic:cNvPr descr="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" id="54" name="Picture"/>
+                    <pic:cNvPr descr="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" id="54" name="Picture"/>
                     <pic:cNvPicPr>
                       <a:picLocks noChangeArrowheads="1" noChangeAspect="1"/>
                     </pic:cNvPicPr>

--- a/paper/current/GuidedRewriteClickbait_v9_cycle1.docx
+++ b/paper/current/GuidedRewriteClickbait_v9_cycle1.docx
@@ -10125,6 +10125,15 @@
           <w:highlight w:val="red"/>
         </w:rPr>
         <w:t xml:space="preserve">One caveat is specific to this register: the external clickbait detector was trained on the Chakraborty corpus from which these source headlines are drawn, so its absolute values here are in-domain for the detector. The generalization claim therefore rests on the within-register directional effects (the engagement guide raises tactic realization; the brake lowers induced clickbait), which do not depend on the detector's absolute calibration, and the detector remains independent of the generation guides.</w:t>
+      </w:r>
+      <w:r>
+        <w:t xml:space="preserve"> </w:t>
+      </w:r>
+      <w:r>
+        <w:rPr>
+          <w:highlight w:val="red"/>
+        </w:rPr>
+        <w:t xml:space="preserve">To rule out that this downward brake effect is an artifact of that overlap, we retrained the detector from scratch with those 150 source headlines excluded from its training data (held-out accuracy 0.99) and re-scored the same rewrites: the direction is unchanged, with the brake lowering induced clickbait from 0.017 to 0.011 without engagement and from 0.031 to 0.025 with it, and the engagement guide raising it from 0.017 to 0.031, so the effect does not depend on the sources appearing in the detector's training set.</w:t>
       </w:r>
       <w:r>
         <w:rPr>
